--- a/LoanPortfolioAnalysisProject/Database_Inspection_and_Cleaning_Findings.docx
+++ b/LoanPortfolioAnalysisProject/Database_Inspection_and_Cleaning_Findings.docx
@@ -86,7 +86,7 @@
           <w:sz w:val="24"/>
           <w:szCs w:val="24"/>
         </w:rPr>
-        <w:t>This project involves the inspection and preparation of a fictional Nigerian banking loan portfolio dataset. The work documented here covers the review of the database structure, data quality checks, verification of table relationships, and cleaning of a separate working copy. The analysis was carried out using MySQL Workbench, with all monetary values represented in Nigerian naira (NGN).</w:t>
+        <w:t>This project involves the inspection and preparation of a fictional banking loan portfolio dataset. The work documented here covers the review of the database structure, data quality checks, verification of table relationships, and cleaning of a separate working copy. The analysis was carried out using MySQL Workbench, with all monetary values represented in Nigerian naira (NGN).</w:t>
       </w:r>
     </w:p>
     <w:p>
@@ -586,7 +586,23 @@
           <w:sz w:val="24"/>
           <w:szCs w:val="24"/>
         </w:rPr>
-        <w:t>The initial inspection identified an unusual encoding prefix (ï»¿) in the first identifier column of each table. It also found that the loan disbursement date, loan due date and repayment payment date were stored as TEXT. No primary-key or foreign-key constraints were visible in the original database metadata.</w:t>
+        <w:t xml:space="preserve">The initial inspection identified an unusual encoding prefix (ï»¿) in the first identifier column of </w:t>
+      </w:r>
+      <w:r>
+        <w:rPr>
+          <w:rFonts w:ascii="Times" w:hAnsi="Times"/>
+          <w:sz w:val="24"/>
+          <w:szCs w:val="24"/>
+        </w:rPr>
+        <w:t>branch and customer</w:t>
+      </w:r>
+      <w:r>
+        <w:rPr>
+          <w:rFonts w:ascii="Times" w:hAnsi="Times"/>
+          <w:sz w:val="24"/>
+          <w:szCs w:val="24"/>
+        </w:rPr>
+        <w:t xml:space="preserve"> table. It also found that the loan disbursement date, loan due date and repayment payment date were stored as TEXT. No primary-key or foreign-key constraints were visible in the original database metadata.</w:t>
       </w:r>
     </w:p>
     <w:p>
@@ -640,7 +656,23 @@
           <w:sz w:val="24"/>
           <w:szCs w:val="24"/>
         </w:rPr>
-        <w:t>Renamed the four identifier columns to remove the unusual encoding prefix.</w:t>
+        <w:t xml:space="preserve">Renamed the </w:t>
+      </w:r>
+      <w:r>
+        <w:rPr>
+          <w:rFonts w:ascii="Times" w:hAnsi="Times"/>
+          <w:sz w:val="24"/>
+          <w:szCs w:val="24"/>
+        </w:rPr>
+        <w:t>two</w:t>
+      </w:r>
+      <w:r>
+        <w:rPr>
+          <w:rFonts w:ascii="Times" w:hAnsi="Times"/>
+          <w:sz w:val="24"/>
+          <w:szCs w:val="24"/>
+        </w:rPr>
+        <w:t xml:space="preserve"> identifier columns to remove the unusual encoding prefix.</w:t>
       </w:r>
     </w:p>
     <w:p>
